--- a/tests/fixtures/task-lists-tracked.docx
+++ b/tests/fixtures/task-lists-tracked.docx
@@ -57,12 +57,12 @@
           </w14:checkbox>
         </w:sdtPr>
         <w:sdtContent>
-          <w:ins w:id="0" w:author="Kirill Klimuk" w:date="2026-05-22T23:01:00Z">
+          <w:ins w:id="0" w:author="Kirill Klimuk" w:date="2026-05-22T00:00:00Z">
             <w:r>
               <w:t>☒</w:t>
             </w:r>
           </w:ins>
-          <w:del w:id="1" w:author="Kirill Klimuk" w:date="2026-05-22T23:01:00Z">
+          <w:del w:id="1" w:author="Kirill Klimuk" w:date="2026-05-22T00:00:00Z">
             <w:r>
               <w:delText>☐</w:delText>
             </w:r>
@@ -93,12 +93,12 @@
           </w14:checkbox>
         </w:sdtPr>
         <w:sdtContent>
-          <w:ins w:id="2" w:author="Kirill Klimuk" w:date="2026-05-22T23:01:00Z">
+          <w:ins w:id="2" w:author="Kirill Klimuk" w:date="2026-05-22T00:00:00Z">
             <w:r>
               <w:t>☐</w:t>
             </w:r>
           </w:ins>
-          <w:del w:id="3" w:author="Kirill Klimuk" w:date="2026-05-22T23:01:00Z">
+          <w:del w:id="3" w:author="Kirill Klimuk" w:date="2026-05-22T00:00:00Z">
             <w:r>
               <w:delText>☒</w:delText>
             </w:r>

--- a/tests/fixtures/task-lists-tracked.docx
+++ b/tests/fixtures/task-lists-tracked.docx
@@ -210,6 +210,9 @@
   </w:abstractNum>
   <w:num w:numId="1">
     <w:abstractNumId w:val="0"/>
+    <w:lvlOverride w:ilvl="0">
+      <w:startOverride w:val="1"/>
+    </w:lvlOverride>
   </w:num>
 </w:numbering>
 </file>
@@ -247,8 +250,10 @@
       <w:outlineLvl w:val="1"/>
     </w:pPr>
     <w:rPr>
+      <w:rFonts w:asciiTheme="majorHAnsi" w:hAnsiTheme="majorHAnsi" w:cstheme="majorBidi"/>
       <w:b/>
-      <w:sz w:val="28"/>
+      <w:color w:val="2E74B5"/>
+      <w:sz w:val="26"/>
     </w:rPr>
   </w:style>
   <w:style w:type="paragraph" w:styleId="ListParagraph">
